--- a/Rapports_mensuels/Mois2026_01/ipc_note_08_ar_2026_01.docx
+++ b/Rapports_mensuels/Mois2026_01/ipc_note_08_ar_2026_01.docx
@@ -37,7 +37,7 @@
         <w:pStyle w:val="ipccorps"/>
       </w:pPr>
       <w:r>
-        <w:t xml:space="preserve">على المستوى الشهري ارتفع الرقم الاستدلالي للمواد ىالغذائية ب 1% في شهر يناير 2026 مقارنة بشهر دجنبر .2025 ويعزى ذلك الى زيادة أثمان</w:t>
+        <w:t xml:space="preserve">على المستوى الشهري ارتفع الرقم الاستدلالي للمواد الغذائية ب 1% في شهر يناير 2026 مقارنة بشهر دجنبر .2025 ويعزى ذلك الى زيادة أثمان</w:t>
       </w:r>
       <w:r>
         <w:t xml:space="preserve"> </w:t>
@@ -1464,7 +1464,7 @@
                 <w:szCs w:val="16"/>
                 <w:color w:val="000000"/>
               </w:rPr>
-              <w:t xml:space="preserve">-2,2</w:t>
+              <w:t xml:space="preserve">-1,7</w:t>
             </w:r>
           </w:p>
         </w:tc>
@@ -1518,7 +1518,7 @@
                 <w:szCs w:val="16"/>
                 <w:color w:val="000000"/>
               </w:rPr>
-              <w:t xml:space="preserve">-0,8</w:t>
+              <w:t xml:space="preserve">-0,3</w:t>
             </w:r>
           </w:p>
         </w:tc>
@@ -1572,7 +1572,7 @@
                 <w:szCs w:val="16"/>
                 <w:color w:val="000000"/>
               </w:rPr>
-              <w:t xml:space="preserve">0,8</w:t>
+              <w:t xml:space="preserve">1,0</w:t>
             </w:r>
           </w:p>
         </w:tc>
@@ -1626,7 +1626,7 @@
                 <w:szCs w:val="16"/>
                 <w:color w:val="000000"/>
               </w:rPr>
-              <w:t xml:space="preserve">129,2</w:t>
+              <w:t xml:space="preserve">131,4</w:t>
             </w:r>
           </w:p>
         </w:tc>
@@ -1680,7 +1680,7 @@
                 <w:szCs w:val="16"/>
                 <w:color w:val="000000"/>
               </w:rPr>
-              <w:t xml:space="preserve">128,2</w:t>
+              <w:t xml:space="preserve">130,1</w:t>
             </w:r>
           </w:p>
         </w:tc>
@@ -1734,7 +1734,7 @@
                 <w:szCs w:val="16"/>
                 <w:color w:val="000000"/>
               </w:rPr>
-              <w:t xml:space="preserve">128,6</w:t>
+              <w:t xml:space="preserve">130,5</w:t>
             </w:r>
           </w:p>
         </w:tc>
@@ -1788,7 +1788,7 @@
                 <w:szCs w:val="16"/>
                 <w:color w:val="000000"/>
               </w:rPr>
-              <w:t xml:space="preserve">130,3</w:t>
+              <w:t xml:space="preserve">131,8</w:t>
             </w:r>
           </w:p>
         </w:tc>
@@ -1842,7 +1842,7 @@
                 <w:szCs w:val="16"/>
                 <w:color w:val="000000"/>
               </w:rPr>
-              <w:t xml:space="preserve">132,1</w:t>
+              <w:t xml:space="preserve">133,7</w:t>
             </w:r>
           </w:p>
         </w:tc>
@@ -1896,7 +1896,7 @@
                 <w:szCs w:val="16"/>
                 <w:color w:val="000000"/>
               </w:rPr>
-              <w:t xml:space="preserve">39,009</w:t>
+              <w:t xml:space="preserve">40,725</w:t>
             </w:r>
           </w:p>
         </w:tc>
@@ -2010,7 +2010,7 @@
                 <w:szCs w:val="16"/>
                 <w:color w:val="000000"/>
               </w:rPr>
-              <w:t xml:space="preserve">-2,4</w:t>
+              <w:t xml:space="preserve">-2,0</w:t>
             </w:r>
           </w:p>
         </w:tc>
@@ -2064,7 +2064,7 @@
                 <w:szCs w:val="16"/>
                 <w:color w:val="000000"/>
               </w:rPr>
-              <w:t xml:space="preserve">-1,0</w:t>
+              <w:t xml:space="preserve">-0,5</w:t>
             </w:r>
           </w:p>
         </w:tc>
@@ -2118,7 +2118,7 @@
                 <w:szCs w:val="16"/>
                 <w:color w:val="000000"/>
               </w:rPr>
-              <w:t xml:space="preserve">0,7</w:t>
+              <w:t xml:space="preserve">0,9</w:t>
             </w:r>
           </w:p>
         </w:tc>
@@ -2172,7 +2172,7 @@
                 <w:szCs w:val="16"/>
                 <w:color w:val="000000"/>
               </w:rPr>
-              <w:t xml:space="preserve">128,4</w:t>
+              <w:t xml:space="preserve">130,5</w:t>
             </w:r>
           </w:p>
         </w:tc>
@@ -2226,7 +2226,7 @@
                 <w:szCs w:val="16"/>
                 <w:color w:val="000000"/>
               </w:rPr>
-              <w:t xml:space="preserve">127,5</w:t>
+              <w:t xml:space="preserve">129,4</w:t>
             </w:r>
           </w:p>
         </w:tc>
@@ -2280,7 +2280,7 @@
                 <w:szCs w:val="16"/>
                 <w:color w:val="000000"/>
               </w:rPr>
-              <w:t xml:space="preserve">127,9</w:t>
+              <w:t xml:space="preserve">129,8</w:t>
             </w:r>
           </w:p>
         </w:tc>
@@ -2334,7 +2334,7 @@
                 <w:szCs w:val="16"/>
                 <w:color w:val="000000"/>
               </w:rPr>
-              <w:t xml:space="preserve">129,7</w:t>
+              <w:t xml:space="preserve">131,2</w:t>
             </w:r>
           </w:p>
         </w:tc>
@@ -2388,7 +2388,7 @@
                 <w:szCs w:val="16"/>
                 <w:color w:val="000000"/>
               </w:rPr>
-              <w:t xml:space="preserve">131,6</w:t>
+              <w:t xml:space="preserve">133,2</w:t>
             </w:r>
           </w:p>
         </w:tc>
@@ -2442,7 +2442,7 @@
                 <w:szCs w:val="16"/>
                 <w:color w:val="000000"/>
               </w:rPr>
-              <w:t xml:space="preserve">37,502</w:t>
+              <w:t xml:space="preserve">38,964</w:t>
             </w:r>
           </w:p>
         </w:tc>
@@ -2718,7 +2718,7 @@
                 <w:szCs w:val="16"/>
                 <w:color w:val="000000"/>
               </w:rPr>
-              <w:t xml:space="preserve">149,3</w:t>
+              <w:t xml:space="preserve">150,5</w:t>
             </w:r>
           </w:p>
         </w:tc>
@@ -2772,7 +2772,7 @@
                 <w:szCs w:val="16"/>
                 <w:color w:val="000000"/>
               </w:rPr>
-              <w:t xml:space="preserve">145,0</w:t>
+              <w:t xml:space="preserve">146,1</w:t>
             </w:r>
           </w:p>
         </w:tc>
@@ -2826,7 +2826,7 @@
                 <w:szCs w:val="16"/>
                 <w:color w:val="000000"/>
               </w:rPr>
-              <w:t xml:space="preserve">145,0</w:t>
+              <w:t xml:space="preserve">146,1</w:t>
             </w:r>
           </w:p>
         </w:tc>
@@ -2880,7 +2880,7 @@
                 <w:szCs w:val="16"/>
                 <w:color w:val="000000"/>
               </w:rPr>
-              <w:t xml:space="preserve">145,0</w:t>
+              <w:t xml:space="preserve">146,1</w:t>
             </w:r>
           </w:p>
         </w:tc>
@@ -2934,7 +2934,7 @@
                 <w:szCs w:val="16"/>
                 <w:color w:val="000000"/>
               </w:rPr>
-              <w:t xml:space="preserve">144,0</w:t>
+              <w:t xml:space="preserve">145,1</w:t>
             </w:r>
           </w:p>
         </w:tc>
@@ -2988,7 +2988,7 @@
                 <w:szCs w:val="16"/>
                 <w:color w:val="000000"/>
               </w:rPr>
-              <w:t xml:space="preserve">1,507</w:t>
+              <w:t xml:space="preserve">1,761</w:t>
             </w:r>
           </w:p>
         </w:tc>
@@ -3102,7 +3102,7 @@
                 <w:szCs w:val="16"/>
                 <w:color w:val="000000"/>
               </w:rPr>
-              <w:t xml:space="preserve">0,4</w:t>
+              <w:t xml:space="preserve">1,3</w:t>
             </w:r>
           </w:p>
         </w:tc>
@@ -3156,7 +3156,7 @@
                 <w:szCs w:val="16"/>
                 <w:color w:val="000000"/>
               </w:rPr>
-              <w:t xml:space="preserve">-0,1</w:t>
+              <w:t xml:space="preserve">0,0</w:t>
             </w:r>
           </w:p>
         </w:tc>
@@ -3264,7 +3264,7 @@
                 <w:szCs w:val="16"/>
                 <w:color w:val="000000"/>
               </w:rPr>
-              <w:t xml:space="preserve">112,4</w:t>
+              <w:t xml:space="preserve">112,1</w:t>
             </w:r>
           </w:p>
         </w:tc>
@@ -3318,7 +3318,7 @@
                 <w:szCs w:val="16"/>
                 <w:color w:val="000000"/>
               </w:rPr>
-              <w:t xml:space="preserve">112,6</w:t>
+              <w:t xml:space="preserve">112,3</w:t>
             </w:r>
           </w:p>
         </w:tc>
@@ -3372,7 +3372,7 @@
                 <w:szCs w:val="16"/>
                 <w:color w:val="000000"/>
               </w:rPr>
-              <w:t xml:space="preserve">112,5</w:t>
+              <w:t xml:space="preserve">112,2</w:t>
             </w:r>
           </w:p>
         </w:tc>
@@ -3426,7 +3426,7 @@
                 <w:szCs w:val="16"/>
                 <w:color w:val="000000"/>
               </w:rPr>
-              <w:t xml:space="preserve">112,5</w:t>
+              <w:t xml:space="preserve">112,1</w:t>
             </w:r>
           </w:p>
         </w:tc>
@@ -3480,7 +3480,7 @@
                 <w:szCs w:val="16"/>
                 <w:color w:val="000000"/>
               </w:rPr>
-              <w:t xml:space="preserve">112,0</w:t>
+              <w:t xml:space="preserve">110,7</w:t>
             </w:r>
           </w:p>
         </w:tc>
@@ -3534,7 +3534,7 @@
                 <w:szCs w:val="16"/>
                 <w:color w:val="000000"/>
               </w:rPr>
-              <w:t xml:space="preserve">60,991</w:t>
+              <w:t xml:space="preserve">59,275</w:t>
             </w:r>
           </w:p>
         </w:tc>
@@ -3648,7 +3648,7 @@
                 <w:szCs w:val="16"/>
                 <w:color w:val="000000"/>
               </w:rPr>
-              <w:t xml:space="preserve">0,9</w:t>
+              <w:t xml:space="preserve">2,0</w:t>
             </w:r>
           </w:p>
         </w:tc>
@@ -3702,7 +3702,7 @@
                 <w:szCs w:val="16"/>
                 <w:color w:val="000000"/>
               </w:rPr>
-              <w:t xml:space="preserve">-0,1</w:t>
+              <w:t xml:space="preserve">1,1</w:t>
             </w:r>
           </w:p>
         </w:tc>
@@ -3756,7 +3756,7 @@
                 <w:szCs w:val="16"/>
                 <w:color w:val="000000"/>
               </w:rPr>
-              <w:t xml:space="preserve">0,0</w:t>
+              <w:t xml:space="preserve">0,2</w:t>
             </w:r>
           </w:p>
         </w:tc>
@@ -3810,7 +3810,7 @@
                 <w:szCs w:val="16"/>
                 <w:color w:val="000000"/>
               </w:rPr>
-              <w:t xml:space="preserve">117,5</w:t>
+              <w:t xml:space="preserve">114,5</w:t>
             </w:r>
           </w:p>
         </w:tc>
@@ -3864,7 +3864,7 @@
                 <w:szCs w:val="16"/>
                 <w:color w:val="000000"/>
               </w:rPr>
-              <w:t xml:space="preserve">117,5</w:t>
+              <w:t xml:space="preserve">114,3</w:t>
             </w:r>
           </w:p>
         </w:tc>
@@ -3918,7 +3918,7 @@
                 <w:szCs w:val="16"/>
                 <w:color w:val="000000"/>
               </w:rPr>
-              <w:t xml:space="preserve">117,4</w:t>
+              <w:t xml:space="preserve">113,9</w:t>
             </w:r>
           </w:p>
         </w:tc>
@@ -3972,7 +3972,7 @@
                 <w:szCs w:val="16"/>
                 <w:color w:val="000000"/>
               </w:rPr>
-              <w:t xml:space="preserve">117,6</w:t>
+              <w:t xml:space="preserve">113,3</w:t>
             </w:r>
           </w:p>
         </w:tc>
@@ -4026,7 +4026,7 @@
                 <w:szCs w:val="16"/>
                 <w:color w:val="000000"/>
               </w:rPr>
-              <w:t xml:space="preserve">116,4</w:t>
+              <w:t xml:space="preserve">112,2</w:t>
             </w:r>
           </w:p>
         </w:tc>
@@ -4080,7 +4080,7 @@
                 <w:szCs w:val="16"/>
                 <w:color w:val="000000"/>
               </w:rPr>
-              <w:t xml:space="preserve">4,323</w:t>
+              <w:t xml:space="preserve">5,835</w:t>
             </w:r>
           </w:p>
         </w:tc>
@@ -4194,7 +4194,7 @@
                 <w:szCs w:val="16"/>
                 <w:color w:val="000000"/>
               </w:rPr>
-              <w:t xml:space="preserve">0,6</w:t>
+              <w:t xml:space="preserve">0,7</w:t>
             </w:r>
           </w:p>
         </w:tc>
@@ -4302,7 +4302,7 @@
                 <w:szCs w:val="16"/>
                 <w:color w:val="000000"/>
               </w:rPr>
-              <w:t xml:space="preserve">0,0</w:t>
+              <w:t xml:space="preserve">0,1</w:t>
             </w:r>
           </w:p>
         </w:tc>
@@ -4356,7 +4356,7 @@
                 <w:szCs w:val="16"/>
                 <w:color w:val="000000"/>
               </w:rPr>
-              <w:t xml:space="preserve">109,6</w:t>
+              <w:t xml:space="preserve">109,5</w:t>
             </w:r>
           </w:p>
         </w:tc>
@@ -4410,7 +4410,7 @@
                 <w:szCs w:val="16"/>
                 <w:color w:val="000000"/>
               </w:rPr>
-              <w:t xml:space="preserve">109,6</w:t>
+              <w:t xml:space="preserve">109,4</w:t>
             </w:r>
           </w:p>
         </w:tc>
@@ -4464,7 +4464,7 @@
                 <w:szCs w:val="16"/>
                 <w:color w:val="000000"/>
               </w:rPr>
-              <w:t xml:space="preserve">109,5</w:t>
+              <w:t xml:space="preserve">109,4</w:t>
             </w:r>
           </w:p>
         </w:tc>
@@ -4518,7 +4518,7 @@
                 <w:szCs w:val="16"/>
                 <w:color w:val="000000"/>
               </w:rPr>
-              <w:t xml:space="preserve">109,5</w:t>
+              <w:t xml:space="preserve">109,4</w:t>
             </w:r>
           </w:p>
         </w:tc>
@@ -4572,7 +4572,7 @@
                 <w:szCs w:val="16"/>
                 <w:color w:val="000000"/>
               </w:rPr>
-              <w:t xml:space="preserve">108,9</w:t>
+              <w:t xml:space="preserve">108,7</w:t>
             </w:r>
           </w:p>
         </w:tc>
@@ -4626,7 +4626,7 @@
                 <w:szCs w:val="16"/>
                 <w:color w:val="000000"/>
               </w:rPr>
-              <w:t xml:space="preserve">14,575</w:t>
+              <w:t xml:space="preserve">14,202</w:t>
             </w:r>
           </w:p>
         </w:tc>
@@ -4740,7 +4740,7 @@
                 <w:szCs w:val="16"/>
                 <w:color w:val="000000"/>
               </w:rPr>
-              <w:t xml:space="preserve">0,8</w:t>
+              <w:t xml:space="preserve">1,9</w:t>
             </w:r>
           </w:p>
         </w:tc>
@@ -4794,7 +4794,7 @@
                 <w:szCs w:val="16"/>
                 <w:color w:val="000000"/>
               </w:rPr>
-              <w:t xml:space="preserve">0,2</w:t>
+              <w:t xml:space="preserve">0,8</w:t>
             </w:r>
           </w:p>
         </w:tc>
@@ -4848,7 +4848,7 @@
                 <w:szCs w:val="16"/>
                 <w:color w:val="000000"/>
               </w:rPr>
-              <w:t xml:space="preserve">0,0</w:t>
+              <w:t xml:space="preserve">0,5</w:t>
             </w:r>
           </w:p>
         </w:tc>
@@ -4902,7 +4902,7 @@
                 <w:szCs w:val="16"/>
                 <w:color w:val="000000"/>
               </w:rPr>
-              <w:t xml:space="preserve">113,2</w:t>
+              <w:t xml:space="preserve">112,1</w:t>
             </w:r>
           </w:p>
         </w:tc>
@@ -4956,7 +4956,7 @@
                 <w:szCs w:val="16"/>
                 <w:color w:val="000000"/>
               </w:rPr>
-              <w:t xml:space="preserve">113,2</w:t>
+              <w:t xml:space="preserve">111,5</w:t>
             </w:r>
           </w:p>
         </w:tc>
@@ -5010,7 +5010,7 @@
                 <w:szCs w:val="16"/>
                 <w:color w:val="000000"/>
               </w:rPr>
-              <w:t xml:space="preserve">113,1</w:t>
+              <w:t xml:space="preserve">111,3</w:t>
             </w:r>
           </w:p>
         </w:tc>
@@ -5064,7 +5064,7 @@
                 <w:szCs w:val="16"/>
                 <w:color w:val="000000"/>
               </w:rPr>
-              <w:t xml:space="preserve">113,0</w:t>
+              <w:t xml:space="preserve">111,2</w:t>
             </w:r>
           </w:p>
         </w:tc>
@@ -5118,7 +5118,7 @@
                 <w:szCs w:val="16"/>
                 <w:color w:val="000000"/>
               </w:rPr>
-              <w:t xml:space="preserve">112,3</w:t>
+              <w:t xml:space="preserve">110,0</w:t>
             </w:r>
           </w:p>
         </w:tc>
@@ -5172,7 +5172,7 @@
                 <w:szCs w:val="16"/>
                 <w:color w:val="000000"/>
               </w:rPr>
-              <w:t xml:space="preserve">4,407</w:t>
+              <w:t xml:space="preserve">5,602</w:t>
             </w:r>
           </w:p>
         </w:tc>
@@ -5286,7 +5286,7 @@
                 <w:szCs w:val="16"/>
                 <w:color w:val="000000"/>
               </w:rPr>
-              <w:t xml:space="preserve">0,3</w:t>
+              <w:t xml:space="preserve">0,5</w:t>
             </w:r>
           </w:p>
         </w:tc>
@@ -5448,7 +5448,7 @@
                 <w:szCs w:val="16"/>
                 <w:color w:val="000000"/>
               </w:rPr>
-              <w:t xml:space="preserve">101,5</w:t>
+              <w:t xml:space="preserve">103,5</w:t>
             </w:r>
           </w:p>
         </w:tc>
@@ -5502,7 +5502,7 @@
                 <w:szCs w:val="16"/>
                 <w:color w:val="000000"/>
               </w:rPr>
-              <w:t xml:space="preserve">101,5</w:t>
+              <w:t xml:space="preserve">103,5</w:t>
             </w:r>
           </w:p>
         </w:tc>
@@ -5556,7 +5556,7 @@
                 <w:szCs w:val="16"/>
                 <w:color w:val="000000"/>
               </w:rPr>
-              <w:t xml:space="preserve">101,5</w:t>
+              <w:t xml:space="preserve">103,5</w:t>
             </w:r>
           </w:p>
         </w:tc>
@@ -5610,7 +5610,7 @@
                 <w:szCs w:val="16"/>
                 <w:color w:val="000000"/>
               </w:rPr>
-              <w:t xml:space="preserve">101,5</w:t>
+              <w:t xml:space="preserve">103,5</w:t>
             </w:r>
           </w:p>
         </w:tc>
@@ -5664,7 +5664,7 @@
                 <w:szCs w:val="16"/>
                 <w:color w:val="000000"/>
               </w:rPr>
-              <w:t xml:space="preserve">101,2</w:t>
+              <w:t xml:space="preserve">103,0</w:t>
             </w:r>
           </w:p>
         </w:tc>
@@ -5718,7 +5718,7 @@
                 <w:szCs w:val="16"/>
                 <w:color w:val="000000"/>
               </w:rPr>
-              <w:t xml:space="preserve">7,741</w:t>
+              <w:t xml:space="preserve">6,594</w:t>
             </w:r>
           </w:p>
         </w:tc>
@@ -5832,7 +5832,7 @@
                 <w:szCs w:val="16"/>
                 <w:color w:val="000000"/>
               </w:rPr>
-              <w:t xml:space="preserve">-2,9</w:t>
+              <w:t xml:space="preserve">-4,8</w:t>
             </w:r>
           </w:p>
         </w:tc>
@@ -5886,7 +5886,7 @@
                 <w:szCs w:val="16"/>
                 <w:color w:val="000000"/>
               </w:rPr>
-              <w:t xml:space="preserve">-1,7</w:t>
+              <w:t xml:space="preserve">-2,9</w:t>
             </w:r>
           </w:p>
         </w:tc>
@@ -5940,7 +5940,7 @@
                 <w:szCs w:val="16"/>
                 <w:color w:val="000000"/>
               </w:rPr>
-              <w:t xml:space="preserve">-1,6</w:t>
+              <w:t xml:space="preserve">-2,8</w:t>
             </w:r>
           </w:p>
         </w:tc>
@@ -5994,7 +5994,7 @@
                 <w:szCs w:val="16"/>
                 <w:color w:val="000000"/>
               </w:rPr>
-              <w:t xml:space="preserve">113,9</w:t>
+              <w:t xml:space="preserve">108,1</w:t>
             </w:r>
           </w:p>
         </w:tc>
@@ -6048,7 +6048,7 @@
                 <w:szCs w:val="16"/>
                 <w:color w:val="000000"/>
               </w:rPr>
-              <w:t xml:space="preserve">115,7</w:t>
+              <w:t xml:space="preserve">111,2</w:t>
             </w:r>
           </w:p>
         </w:tc>
@@ -6102,7 +6102,7 @@
                 <w:szCs w:val="16"/>
                 <w:color w:val="000000"/>
               </w:rPr>
-              <w:t xml:space="preserve">115,8</w:t>
+              <w:t xml:space="preserve">111,4</w:t>
             </w:r>
           </w:p>
         </w:tc>
@@ -6156,7 +6156,7 @@
                 <w:szCs w:val="16"/>
                 <w:color w:val="000000"/>
               </w:rPr>
-              <w:t xml:space="preserve">115,9</w:t>
+              <w:t xml:space="preserve">111,3</w:t>
             </w:r>
           </w:p>
         </w:tc>
@@ -6210,7 +6210,7 @@
                 <w:szCs w:val="16"/>
                 <w:color w:val="000000"/>
               </w:rPr>
-              <w:t xml:space="preserve">117,3</w:t>
+              <w:t xml:space="preserve">113,5</w:t>
             </w:r>
           </w:p>
         </w:tc>
@@ -6264,7 +6264,7 @@
                 <w:szCs w:val="16"/>
                 <w:color w:val="000000"/>
               </w:rPr>
-              <w:t xml:space="preserve">10,040</w:t>
+              <w:t xml:space="preserve">7,416</w:t>
             </w:r>
           </w:p>
         </w:tc>
@@ -6378,7 +6378,7 @@
                 <w:szCs w:val="16"/>
                 <w:color w:val="000000"/>
               </w:rPr>
-              <w:t xml:space="preserve">-0,4</w:t>
+              <w:t xml:space="preserve">-0,9</w:t>
             </w:r>
           </w:p>
         </w:tc>
@@ -6486,7 +6486,7 @@
                 <w:szCs w:val="16"/>
                 <w:color w:val="000000"/>
               </w:rPr>
-              <w:t xml:space="preserve">-0,1</w:t>
+              <w:t xml:space="preserve">0,0</w:t>
             </w:r>
           </w:p>
         </w:tc>
@@ -6540,7 +6540,7 @@
                 <w:szCs w:val="16"/>
                 <w:color w:val="000000"/>
               </w:rPr>
-              <w:t xml:space="preserve">103,7</w:t>
+              <w:t xml:space="preserve">97,1</w:t>
             </w:r>
           </w:p>
         </w:tc>
@@ -6594,7 +6594,7 @@
                 <w:szCs w:val="16"/>
                 <w:color w:val="000000"/>
               </w:rPr>
-              <w:t xml:space="preserve">103,8</w:t>
+              <w:t xml:space="preserve">97,1</w:t>
             </w:r>
           </w:p>
         </w:tc>
@@ -6648,7 +6648,7 @@
                 <w:szCs w:val="16"/>
                 <w:color w:val="000000"/>
               </w:rPr>
-              <w:t xml:space="preserve">103,8</w:t>
+              <w:t xml:space="preserve">97,2</w:t>
             </w:r>
           </w:p>
         </w:tc>
@@ -6702,7 +6702,7 @@
                 <w:szCs w:val="16"/>
                 <w:color w:val="000000"/>
               </w:rPr>
-              <w:t xml:space="preserve">103,8</w:t>
+              <w:t xml:space="preserve">97,2</w:t>
             </w:r>
           </w:p>
         </w:tc>
@@ -6756,7 +6756,7 @@
                 <w:szCs w:val="16"/>
                 <w:color w:val="000000"/>
               </w:rPr>
-              <w:t xml:space="preserve">104,1</w:t>
+              <w:t xml:space="preserve">98,0</w:t>
             </w:r>
           </w:p>
         </w:tc>
@@ -6810,7 +6810,7 @@
                 <w:szCs w:val="16"/>
                 <w:color w:val="000000"/>
               </w:rPr>
-              <w:t xml:space="preserve">2,958</w:t>
+              <w:t xml:space="preserve">2,560</w:t>
             </w:r>
           </w:p>
         </w:tc>
@@ -6924,7 +6924,7 @@
                 <w:szCs w:val="16"/>
                 <w:color w:val="000000"/>
               </w:rPr>
-              <w:t xml:space="preserve">-0,4</w:t>
+              <w:t xml:space="preserve">0,3</w:t>
             </w:r>
           </w:p>
         </w:tc>
@@ -7086,7 +7086,7 @@
                 <w:szCs w:val="16"/>
                 <w:color w:val="000000"/>
               </w:rPr>
-              <w:t xml:space="preserve">104,9</w:t>
+              <w:t xml:space="preserve">106,4</w:t>
             </w:r>
           </w:p>
         </w:tc>
@@ -7140,7 +7140,7 @@
                 <w:szCs w:val="16"/>
                 <w:color w:val="000000"/>
               </w:rPr>
-              <w:t xml:space="preserve">104,9</w:t>
+              <w:t xml:space="preserve">106,4</w:t>
             </w:r>
           </w:p>
         </w:tc>
@@ -7194,7 +7194,7 @@
                 <w:szCs w:val="16"/>
                 <w:color w:val="000000"/>
               </w:rPr>
-              <w:t xml:space="preserve">104,9</w:t>
+              <w:t xml:space="preserve">106,5</w:t>
             </w:r>
           </w:p>
         </w:tc>
@@ -7248,7 +7248,7 @@
                 <w:szCs w:val="16"/>
                 <w:color w:val="000000"/>
               </w:rPr>
-              <w:t xml:space="preserve">105,0</w:t>
+              <w:t xml:space="preserve">106,5</w:t>
             </w:r>
           </w:p>
         </w:tc>
@@ -7302,7 +7302,7 @@
                 <w:szCs w:val="16"/>
                 <w:color w:val="000000"/>
               </w:rPr>
-              <w:t xml:space="preserve">105,3</w:t>
+              <w:t xml:space="preserve">106,1</w:t>
             </w:r>
           </w:p>
         </w:tc>
@@ -7356,7 +7356,7 @@
                 <w:szCs w:val="16"/>
                 <w:color w:val="000000"/>
               </w:rPr>
-              <w:t xml:space="preserve">2,735</w:t>
+              <w:t xml:space="preserve">2,432</w:t>
             </w:r>
           </w:p>
         </w:tc>
@@ -7470,7 +7470,7 @@
                 <w:szCs w:val="16"/>
                 <w:color w:val="000000"/>
               </w:rPr>
-              <w:t xml:space="preserve">2,1</w:t>
+              <w:t xml:space="preserve">10,9</w:t>
             </w:r>
           </w:p>
         </w:tc>
@@ -7524,7 +7524,7 @@
                 <w:szCs w:val="16"/>
                 <w:color w:val="000000"/>
               </w:rPr>
-              <w:t xml:space="preserve">0,0</w:t>
+              <w:t xml:space="preserve">0,7</w:t>
             </w:r>
           </w:p>
         </w:tc>
@@ -7632,7 +7632,7 @@
                 <w:szCs w:val="16"/>
                 <w:color w:val="000000"/>
               </w:rPr>
-              <w:t xml:space="preserve">124,4</w:t>
+              <w:t xml:space="preserve">129,5</w:t>
             </w:r>
           </w:p>
         </w:tc>
@@ -7686,7 +7686,7 @@
                 <w:szCs w:val="16"/>
                 <w:color w:val="000000"/>
               </w:rPr>
-              <w:t xml:space="preserve">124,4</w:t>
+              <w:t xml:space="preserve">129,5</w:t>
             </w:r>
           </w:p>
         </w:tc>
@@ -7740,7 +7740,7 @@
                 <w:szCs w:val="16"/>
                 <w:color w:val="000000"/>
               </w:rPr>
-              <w:t xml:space="preserve">124,4</w:t>
+              <w:t xml:space="preserve">129,5</w:t>
             </w:r>
           </w:p>
         </w:tc>
@@ -7794,7 +7794,7 @@
                 <w:szCs w:val="16"/>
                 <w:color w:val="000000"/>
               </w:rPr>
-              <w:t xml:space="preserve">124,4</w:t>
+              <w:t xml:space="preserve">128,6</w:t>
             </w:r>
           </w:p>
         </w:tc>
@@ -7848,7 +7848,7 @@
                 <w:szCs w:val="16"/>
                 <w:color w:val="000000"/>
               </w:rPr>
-              <w:t xml:space="preserve">121,8</w:t>
+              <w:t xml:space="preserve">116,8</w:t>
             </w:r>
           </w:p>
         </w:tc>
@@ -7902,7 +7902,7 @@
                 <w:szCs w:val="16"/>
                 <w:color w:val="000000"/>
               </w:rPr>
-              <w:t xml:space="preserve">5,636</w:t>
+              <w:t xml:space="preserve">5,358</w:t>
             </w:r>
           </w:p>
         </w:tc>
@@ -8016,7 +8016,7 @@
                 <w:szCs w:val="16"/>
                 <w:color w:val="000000"/>
               </w:rPr>
-              <w:t xml:space="preserve">2,3</w:t>
+              <w:t xml:space="preserve">1,7</w:t>
             </w:r>
           </w:p>
         </w:tc>
@@ -8070,7 +8070,7 @@
                 <w:szCs w:val="16"/>
                 <w:color w:val="000000"/>
               </w:rPr>
-              <w:t xml:space="preserve">0,2</w:t>
+              <w:t xml:space="preserve">0,5</w:t>
             </w:r>
           </w:p>
         </w:tc>
@@ -8124,7 +8124,7 @@
                 <w:szCs w:val="16"/>
                 <w:color w:val="000000"/>
               </w:rPr>
-              <w:t xml:space="preserve">-0,2</w:t>
+              <w:t xml:space="preserve">0,7</w:t>
             </w:r>
           </w:p>
         </w:tc>
@@ -8178,7 +8178,7 @@
                 <w:szCs w:val="16"/>
                 <w:color w:val="000000"/>
               </w:rPr>
-              <w:t xml:space="preserve">122,5</w:t>
+              <w:t xml:space="preserve">116,6</w:t>
             </w:r>
           </w:p>
         </w:tc>
@@ -8232,7 +8232,7 @@
                 <w:szCs w:val="16"/>
                 <w:color w:val="000000"/>
               </w:rPr>
-              <w:t xml:space="preserve">122,8</w:t>
+              <w:t xml:space="preserve">115,8</w:t>
             </w:r>
           </w:p>
         </w:tc>
@@ -8286,7 +8286,7 @@
                 <w:szCs w:val="16"/>
                 <w:color w:val="000000"/>
               </w:rPr>
-              <w:t xml:space="preserve">122,2</w:t>
+              <w:t xml:space="preserve">116,0</w:t>
             </w:r>
           </w:p>
         </w:tc>
@@ -8340,7 +8340,7 @@
                 <w:szCs w:val="16"/>
                 <w:color w:val="000000"/>
               </w:rPr>
-              <w:t xml:space="preserve">122,2</w:t>
+              <w:t xml:space="preserve">116,0</w:t>
             </w:r>
           </w:p>
         </w:tc>
@@ -8394,7 +8394,7 @@
                 <w:szCs w:val="16"/>
                 <w:color w:val="000000"/>
               </w:rPr>
-              <w:t xml:space="preserve">119,8</w:t>
+              <w:t xml:space="preserve">114,6</w:t>
             </w:r>
           </w:p>
         </w:tc>
@@ -8448,7 +8448,7 @@
                 <w:szCs w:val="16"/>
                 <w:color w:val="000000"/>
               </w:rPr>
-              <w:t xml:space="preserve">1,461</w:t>
+              <w:t xml:space="preserve">2,468</w:t>
             </w:r>
           </w:p>
         </w:tc>
@@ -8562,7 +8562,7 @@
                 <w:szCs w:val="16"/>
                 <w:color w:val="000000"/>
               </w:rPr>
-              <w:t xml:space="preserve">2,8</w:t>
+              <w:t xml:space="preserve">1,4</w:t>
             </w:r>
           </w:p>
         </w:tc>
@@ -8616,7 +8616,7 @@
                 <w:szCs w:val="16"/>
                 <w:color w:val="000000"/>
               </w:rPr>
-              <w:t xml:space="preserve">1,4</w:t>
+              <w:t xml:space="preserve">1,0</w:t>
             </w:r>
           </w:p>
         </w:tc>
@@ -8670,7 +8670,7 @@
                 <w:szCs w:val="16"/>
                 <w:color w:val="000000"/>
               </w:rPr>
-              <w:t xml:space="preserve">1,0</w:t>
+              <w:t xml:space="preserve">0,8</w:t>
             </w:r>
           </w:p>
         </w:tc>
@@ -8724,7 +8724,7 @@
                 <w:szCs w:val="16"/>
                 <w:color w:val="000000"/>
               </w:rPr>
-              <w:t xml:space="preserve">119,1</w:t>
+              <w:t xml:space="preserve">120,8</w:t>
             </w:r>
           </w:p>
         </w:tc>
@@ -8778,7 +8778,7 @@
                 <w:szCs w:val="16"/>
                 <w:color w:val="000000"/>
               </w:rPr>
-              <w:t xml:space="preserve">117,9</w:t>
+              <w:t xml:space="preserve">119,8</w:t>
             </w:r>
           </w:p>
         </w:tc>
@@ -8832,7 +8832,7 @@
                 <w:szCs w:val="16"/>
                 <w:color w:val="000000"/>
               </w:rPr>
-              <w:t xml:space="preserve">117,8</w:t>
+              <w:t xml:space="preserve">119,7</w:t>
             </w:r>
           </w:p>
         </w:tc>
@@ -8886,7 +8886,7 @@
                 <w:szCs w:val="16"/>
                 <w:color w:val="000000"/>
               </w:rPr>
-              <w:t xml:space="preserve">117,4</w:t>
+              <w:t xml:space="preserve">119,6</w:t>
             </w:r>
           </w:p>
         </w:tc>
@@ -8940,7 +8940,7 @@
                 <w:szCs w:val="16"/>
                 <w:color w:val="000000"/>
               </w:rPr>
-              <w:t xml:space="preserve">115,9</w:t>
+              <w:t xml:space="preserve">119,1</w:t>
             </w:r>
           </w:p>
         </w:tc>
@@ -8994,7 +8994,7 @@
                 <w:szCs w:val="16"/>
                 <w:color w:val="000000"/>
               </w:rPr>
-              <w:t xml:space="preserve">7,115</w:t>
+              <w:t xml:space="preserve">6,808</w:t>
             </w:r>
           </w:p>
         </w:tc>
@@ -9108,7 +9108,7 @@
                 <w:szCs w:val="16"/>
                 <w:color w:val="000000"/>
               </w:rPr>
-              <w:t xml:space="preserve">-0,8</w:t>
+              <w:t xml:space="preserve">-0,2</w:t>
             </w:r>
           </w:p>
         </w:tc>
@@ -9162,7 +9162,7 @@
                 <w:szCs w:val="16"/>
                 <w:color w:val="000000"/>
               </w:rPr>
-              <w:t xml:space="preserve">-0,4</w:t>
+              <w:t xml:space="preserve">-0,2</w:t>
             </w:r>
           </w:p>
         </w:tc>
@@ -9270,7 +9270,7 @@
                 <w:szCs w:val="16"/>
                 <w:color w:val="000000"/>
               </w:rPr>
-              <w:t xml:space="preserve">119,0</w:t>
+              <w:t xml:space="preserve">120,0</w:t>
             </w:r>
           </w:p>
         </w:tc>
@@ -9324,7 +9324,7 @@
                 <w:szCs w:val="16"/>
                 <w:color w:val="000000"/>
               </w:rPr>
-              <w:t xml:space="preserve">118,7</w:t>
+              <w:t xml:space="preserve">119,6</w:t>
             </w:r>
           </w:p>
         </w:tc>
@@ -9378,7 +9378,7 @@
                 <w:szCs w:val="16"/>
                 <w:color w:val="000000"/>
               </w:rPr>
-              <w:t xml:space="preserve">118,8</w:t>
+              <w:t xml:space="preserve">119,8</w:t>
             </w:r>
           </w:p>
         </w:tc>
@@ -9432,7 +9432,7 @@
                 <w:szCs w:val="16"/>
                 <w:color w:val="000000"/>
               </w:rPr>
-              <w:t xml:space="preserve">119,5</w:t>
+              <w:t xml:space="preserve">120,2</w:t>
             </w:r>
           </w:p>
         </w:tc>
@@ -9486,7 +9486,7 @@
                 <w:szCs w:val="16"/>
                 <w:color w:val="000000"/>
               </w:rPr>
-              <w:t xml:space="preserve">119,9</w:t>
+              <w:t xml:space="preserve">120,2</w:t>
             </w:r>
           </w:p>
         </w:tc>
